--- a/zht/docx/003.content.docx
+++ b/zht/docx/003.content.docx
@@ -237,36 +237,25 @@
         </w:rPr>
         <w:t>的，他與神有一個正確的關係。 在新約聖經中，一個人只有信耶穌是</w:t>
       </w:r>
-      <w:hyperlink r:id="rId13">
-        <w:r>
-          <w:rPr>
-            <w:lang w:val="zh_TW" w:bidi="zh_TW"/>
-          </w:rPr>
-          <w:rPr>
-            <w:color w:val="0000EE"/>
-            <w:u w:val="single"/>
-          </w:rPr>
-          <w:t>救主</w:t>
-        </w:r>
-      </w:hyperlink>
+      <w:r>
+        <w:rPr>
+          <w:lang w:val="zh_TW" w:bidi="zh_TW"/>
+        </w:rPr>
+        <w:t>救主</w:t>
+      </w:r>
       <w:r>
         <w:rPr>
           <w:lang w:val="zh_TW" w:bidi="zh_TW"/>
         </w:rPr>
         <w:t>，也就是</w:t>
       </w:r>
-      <w:hyperlink r:id="rId14">
-        <w:r>
-          <w:rPr>
-            <w:lang w:val="zh_TW" w:bidi="zh_TW"/>
-          </w:rPr>
-          <w:rPr>
-            <w:color w:val="0000EE"/>
-            <w:u w:val="single"/>
-          </w:rPr>
-          <w:t>基督</w:t>
-        </w:r>
-      </w:hyperlink>
+      <w:r>
+        <w:rPr>
+          <w:b/>
+          <w:lang w:val="zh_TW" w:bidi="zh_TW"/>
+        </w:rPr>
+        <w:t>基督</w:t>
+      </w:r>
       <w:r>
         <w:rPr>
           <w:lang w:val="zh_TW" w:bidi="zh_TW"/>
@@ -349,29 +338,23 @@
       </w:r>
       <w:r>
         <w:rPr>
+          <w:lang w:val="zh_TW" w:bidi="zh_TW"/>
+        </w:rPr>
+        <w:t>分別為聖</w:t>
+      </w:r>
+      <w:r>
+        <w:rPr>
+          <w:lang w:val="zh_TW" w:bidi="zh_TW"/>
+        </w:rPr>
+        <w:t>，就是他們把他獻給神，或分別出來給神，使這個人成為</w:t>
+      </w:r>
+      <w:r>
+        <w:rPr>
           <w:b/>
           <w:lang w:val="zh_TW" w:bidi="zh_TW"/>
         </w:rPr>
-        <w:t>分別為聖</w:t>
-      </w:r>
-      <w:r>
-        <w:rPr>
-          <w:lang w:val="zh_TW" w:bidi="zh_TW"/>
-        </w:rPr>
-        <w:t>，就是他們把他獻給神，或分別出來給神，使這個人成為</w:t>
-      </w:r>
-      <w:hyperlink r:id="rId15">
-        <w:r>
-          <w:rPr>
-            <w:lang w:val="zh_TW" w:bidi="zh_TW"/>
-          </w:rPr>
-          <w:rPr>
-            <w:color w:val="0000EE"/>
-            <w:u w:val="single"/>
-          </w:rPr>
-          <w:t>聖潔</w:t>
-        </w:r>
-      </w:hyperlink>
+        <w:t>聖潔</w:t>
+      </w:r>
       <w:r>
         <w:rPr>
           <w:lang w:val="zh_TW" w:bidi="zh_TW"/>
